--- a/templates/farmacia/modelo_termo_farmacia_automatizado.docx
+++ b/templates/farmacia/modelo_termo_farmacia_automatizado.docx
@@ -24,18 +24,6 @@
       <w:r>
         <w:t>Pelo presente instrumento, de um lado, na qualidade de INSTITUIÇÃO CONCEDENTE, a empresa {{EMPRESA}}, estabelecida em {{ENDERECO_EMPRESA}},</w:t>
       </w:r>
-      <w:r>
-        <w:rPr>
-          <w:b/>
-        </w:rPr>
-      </w:r>
-      <w:r/>
-      <w:r>
-        <w:rPr>
-          <w:b/>
-        </w:rPr>
-      </w:r>
-      <w:r/>
     </w:p>
     <w:p>
       <w:pPr>
@@ -46,41 +34,17 @@
         <w:t>inscrita no CNPJ nº {{CNPJ}}, cujo ramo de atividade é {{RAMO_EMPRESA}}, representada por {{NOME_RT}}, que exerce o cargo de {{CARGO_REPRESENTANTE}} e, do outro lado, O(A) ALUNO(A)</w:t>
       </w:r>
       <w:r>
-        <w:rPr>
-          <w:b/>
-        </w:rPr>
-      </w:r>
-    </w:p>
-    <w:p>
-      <w:pPr>
-        <w:spacing w:after="99"/>
-        <w:ind w:left="-4" w:right="0"/>
-      </w:pPr>
+        <w:t xml:space="preserve"> </w:t>
+      </w:r>
       <w:r>
         <w:t>{{NOME_ALUNO}}, portador(a) da Cédula de Identidade</w:t>
       </w:r>
-    </w:p>
-    <w:p>
-      <w:pPr>
-        <w:tabs>
-          <w:tab w:val="center" w:pos="1960"/>
-          <w:tab w:val="center" w:pos="2991"/>
-          <w:tab w:val="center" w:pos="5663"/>
-          <w:tab w:val="center" w:pos="8452"/>
-          <w:tab w:val="right" w:pos="9644"/>
-        </w:tabs>
-        <w:spacing w:after="100"/>
-        <w:ind w:left="-14" w:right="0" w:firstLine="0"/>
-        <w:jc w:val="left"/>
-      </w:pPr>
+      <w:r>
+        <w:t xml:space="preserve"> </w:t>
+      </w:r>
       <w:r>
         <w:t>RG nº {{RG}}, CPF nº {{CPF}},</w:t>
       </w:r>
-      <w:r/>
-      <w:r/>
-      <w:r/>
-      <w:r/>
-      <w:r/>
     </w:p>
     <w:p>
       <w:pPr>
@@ -90,42 +54,6 @@
       <w:r>
         <w:t>matriculado(a) no Curso de Farmácia, no {{SEMESTRE}}, sob o registro acadêmico (RA) nº {{RA_ALUNO}}, residente em {{ENDERECO_ALUNO}}, bairro {{BAIRRO_ALUNO}}, cidade {{CIDADE_ALUNO}}, estado de {{ESTADO_ALUNO}}, doravante denominado(a) ESTAGIÁRIO(A) e, como INTERVENIENTE a ASSOCIAÇÃO EDUCACIONAL NOVE DE JULHO, na qualidade de mantenedora da Universidade Nove de Julho - UNINOVE, com sede na Rua Diamantina, nº 302, CEP 02117-010, Bairro Vila Maria, São Paulo - SP, inscrita no CNPJ sob o nº 43.374.768/0001-38, celebram o presente TERMO DE COMPROMISSO DE ESTÁGIO, nos termos da Lei nº 11.778 de 25/09/2008, de acordo com as condições seguintes:</w:t>
       </w:r>
-      <w:r>
-        <w:rPr>
-          <w:b/>
-        </w:rPr>
-      </w:r>
-      <w:r/>
-      <w:r>
-        <w:rPr>
-          <w:b/>
-        </w:rPr>
-      </w:r>
-      <w:r/>
-      <w:r>
-        <w:rPr>
-          <w:b/>
-        </w:rPr>
-      </w:r>
-      <w:r/>
-      <w:r>
-        <w:rPr>
-          <w:b/>
-        </w:rPr>
-      </w:r>
-      <w:r/>
-      <w:r>
-        <w:rPr>
-          <w:b/>
-        </w:rPr>
-      </w:r>
-      <w:r/>
-      <w:r>
-        <w:rPr>
-          <w:b/>
-        </w:rPr>
-      </w:r>
-      <w:r/>
     </w:p>
     <w:p>
       <w:pPr>
@@ -155,17 +83,28 @@
         <w:rPr>
           <w:b/>
         </w:rPr>
-        <w:t>1.1. O estágio terá duração de {{QTD_DIAS}} dias, a começar em {{DATA_INICIO_EXTENSO}}, terminando em {{DATA_FIM_EXTENSO}}, sendo vedada a sua vigência por prazo superior a 02 (dois) anos.</w:t>
-      </w:r>
-      <w:r/>
-      <w:proofErr w:type="spellStart"/>
-      <w:r/>
-      <w:proofErr w:type="spellEnd"/>
-      <w:r/>
-      <w:proofErr w:type="spellStart"/>
-      <w:r/>
-      <w:proofErr w:type="spellEnd"/>
-      <w:r/>
+        <w:t>1.1</w:t>
+      </w:r>
+      <w:r>
+        <w:rPr>
+          <w:bCs/>
+        </w:rPr>
+        <w:t>. O estágio terá duração de {{QTD_DIAS}} dias, a começar em {{DATA_</w:t>
+      </w:r>
+      <w:proofErr w:type="gramStart"/>
+      <w:r>
+        <w:rPr>
+          <w:bCs/>
+        </w:rPr>
+        <w:t>INICIO</w:t>
+      </w:r>
+      <w:proofErr w:type="gramEnd"/>
+      <w:r>
+        <w:rPr>
+          <w:bCs/>
+        </w:rPr>
+        <w:t>_EXTENSO}}, terminando em {{DATA_FIM_EXTENSO}}, sendo vedada a sua vigência por prazo superior a 02 (dois) anos.</w:t>
+      </w:r>
     </w:p>
     <w:p>
       <w:pPr>
@@ -265,28 +204,12 @@
         </w:rPr>
         <w:t>3.2. A INSTITUIÇÃO CONCEDENTE designa {{NOME_RT}}, inscrito(a) no {{CONSELHO_RT}}, ocupante do cargo de {{CARGO_REPRESENTANTE}}, para realizar a supervisão direta do(a) estagiário(a) como Supervisor(a) de Campo.</w:t>
       </w:r>
-      <w:r>
-        <w:rPr>
-          <w:b/>
-        </w:rPr>
-      </w:r>
-      <w:r/>
-      <w:r/>
-      <w:r/>
-      <w:r/>
-      <w:r/>
-      <w:r/>
-      <w:proofErr w:type="spellStart"/>
-      <w:r/>
-      <w:proofErr w:type="spellEnd"/>
-      <w:r/>
     </w:p>
     <w:p>
       <w:pPr>
         <w:spacing w:line="358" w:lineRule="auto"/>
         <w:ind w:left="-4" w:right="0"/>
       </w:pPr>
-      <w:r/>
     </w:p>
     <w:p>
       <w:pPr>
@@ -310,6 +233,7 @@
         <w:rPr>
           <w:b/>
         </w:rPr>
+        <w:lastRenderedPageBreak/>
         <w:t xml:space="preserve">3.4. </w:t>
       </w:r>
       <w:r>
@@ -338,7 +262,7 @@
       </w:pPr>
       <w:r>
         <w:rPr>
-          <w:rFonts w:ascii="Calibri" w:eastAsia="Calibri" w:hAnsi="Calibri" w:cs="Calibri"/>
+          <w:rFonts w:eastAsia="Calibri"/>
         </w:rPr>
         <w:t>Nº DA APÓLICE DE SEGURO: {{APOLICE}}</w:t>
       </w:r>
@@ -351,7 +275,7 @@
       </w:pPr>
       <w:r>
         <w:rPr>
-          <w:rFonts w:ascii="Calibri" w:eastAsia="Calibri" w:hAnsi="Calibri" w:cs="Calibri"/>
+          <w:rFonts w:eastAsia="Calibri"/>
         </w:rPr>
         <w:t>EMPRESA SEGURADORA: {{SEGURADORA}}</w:t>
       </w:r>
@@ -364,7 +288,7 @@
       </w:pPr>
       <w:r>
         <w:rPr>
-          <w:rFonts w:ascii="Calibri" w:eastAsia="Calibri" w:hAnsi="Calibri" w:cs="Calibri"/>
+          <w:rFonts w:eastAsia="Calibri"/>
         </w:rPr>
         <w:t>DATA INÍCIO DA VIGÊNCIA DA APÓLICE: {{DATA_INICIO_VIGENCIA}}</w:t>
       </w:r>
@@ -377,7 +301,7 @@
       </w:pPr>
       <w:r>
         <w:rPr>
-          <w:rFonts w:ascii="Calibri" w:eastAsia="Calibri" w:hAnsi="Calibri" w:cs="Calibri"/>
+          <w:rFonts w:eastAsia="Calibri"/>
         </w:rPr>
         <w:t>DATA TÉRMINO DA VIGÊNCIA DA APÓLICE: {{DATA_FIM_VIGENCIA}}</w:t>
       </w:r>
@@ -533,7 +457,6 @@
         <w:rPr>
           <w:b/>
         </w:rPr>
-        <w:lastRenderedPageBreak/>
         <w:t xml:space="preserve"> </w:t>
       </w:r>
     </w:p>
@@ -581,6 +504,7 @@
         <w:jc w:val="left"/>
       </w:pPr>
       <w:r>
+        <w:lastRenderedPageBreak/>
         <w:t xml:space="preserve"> </w:t>
       </w:r>
     </w:p>
@@ -642,10 +566,6 @@
       <w:r>
         <w:t>São Paulo, {{DATA_FIM_EXTENSO}}.</w:t>
       </w:r>
-      <w:proofErr w:type="spellStart"/>
-      <w:r/>
-      <w:proofErr w:type="spellEnd"/>
-      <w:r/>
     </w:p>
     <w:p>
       <w:pPr>
